--- a/Форма_Job_Offer_ППМ.docx
+++ b/Форма_Job_Offer_ППМ.docx
@@ -908,7 +908,7 @@
     </w:pPr>
     <w:r>
       <w:drawing>
-        <wp:anchor distT="0" distB="0" distL="0" distR="0" simplePos="0" allowOverlap="1" behindDoc="1" locked="0" layoutInCell="1" relativeHeight="-1">
+        <wp:anchor distT="0" distB="0" distL="0" distR="0" simplePos="0" allowOverlap="1" behindDoc="1" locked="0" layoutInCell="1" relativeHeight="10696575">
           <wp:simplePos x="0" y="0"/>
           <wp:positionH relativeFrom="page">
             <wp:posOffset>0</wp:posOffset>
